--- a/Clustering - F1 project - Ido Brener, Roee Amsalem And Oren Yehezkel.docx
+++ b/Clustering - F1 project - Ido Brener, Roee Amsalem And Oren Yehezkel.docx
@@ -95,7 +95,7 @@
         <w:bidi w:val="0"/>
         <w:spacing w:after="0" w:line="360" w:lineRule="auto"/>
         <w:rPr>
-          <w:rFonts w:ascii="David" w:hAnsi="David" w:cs="David" w:hint="cs"/>
+          <w:rFonts w:ascii="David" w:hAnsi="David" w:cs="David"/>
           <w:b/>
           <w:bCs/>
           <w:sz w:val="32"/>
@@ -205,59 +205,31 @@
         <w:rPr>
           <w:rFonts w:ascii="David" w:hAnsi="David" w:cs="David"/>
         </w:rPr>
-        <w:t xml:space="preserve">Clustering is considered a form of unsupervised learning because the algorithm operates on </w:t>
-      </w:r>
-      <w:proofErr w:type="spellStart"/>
-      <w:r>
-        <w:rPr>
-          <w:rFonts w:ascii="David" w:hAnsi="David" w:cs="David"/>
-        </w:rPr>
-        <w:t>unlabelled</w:t>
-      </w:r>
-      <w:proofErr w:type="spellEnd"/>
-      <w:r>
-        <w:rPr>
-          <w:rFonts w:ascii="David" w:hAnsi="David" w:cs="David"/>
-        </w:rPr>
-        <w:t xml:space="preserve"> data. It aims to discover inherent structures, patterns, or groupings within the dataset without any prior guidance. In contrast to supervised learning, clustering completely lacks "target" variables or ground-truth labels. The model does not have a predefined correct answer or category to map the input features to; instead, it must independently identify relationships based solely on the mathematical similarity or distance between the data points. </w:t>
-      </w:r>
-    </w:p>
-    <w:p>
-      <w:pPr>
-        <w:bidi w:val="0"/>
-        <w:spacing w:after="0" w:line="360" w:lineRule="auto"/>
-        <w:rPr>
-          <w:rFonts w:ascii="David" w:hAnsi="David" w:cs="David"/>
-        </w:rPr>
-      </w:pPr>
-    </w:p>
-    <w:p>
-      <w:pPr>
-        <w:bidi w:val="0"/>
-        <w:spacing w:after="0" w:line="360" w:lineRule="auto"/>
-        <w:rPr>
-          <w:rFonts w:ascii="David" w:hAnsi="David" w:cs="David"/>
-        </w:rPr>
-      </w:pPr>
-      <w:r>
-        <w:rPr>
-          <w:rFonts w:ascii="David" w:hAnsi="David" w:cs="David"/>
-        </w:rPr>
-        <w:t xml:space="preserve">Question 1.2: What </w:t>
-      </w:r>
-      <w:proofErr w:type="gramStart"/>
-      <w:r>
-        <w:rPr>
-          <w:rFonts w:ascii="David" w:hAnsi="David" w:cs="David"/>
-        </w:rPr>
-        <w:t>are</w:t>
-      </w:r>
-      <w:proofErr w:type="gramEnd"/>
-      <w:r>
-        <w:rPr>
-          <w:rFonts w:ascii="David" w:hAnsi="David" w:cs="David"/>
-        </w:rPr>
-        <w:t xml:space="preserve"> the input and output of a clustering algorithm? </w:t>
+        <w:t xml:space="preserve">Clustering is considered a form of unsupervised learning because the algorithm operates on unlabelled data. It aims to discover inherent structures, patterns, or groupings within the dataset without any prior guidance. In contrast to supervised learning, clustering completely lacks "target" variables or ground-truth labels. The model does not have a predefined correct answer or category to map the input features to; instead, it must independently identify relationships based solely on the mathematical similarity or distance between the data points. </w:t>
+      </w:r>
+    </w:p>
+    <w:p>
+      <w:pPr>
+        <w:bidi w:val="0"/>
+        <w:spacing w:after="0" w:line="360" w:lineRule="auto"/>
+        <w:rPr>
+          <w:rFonts w:ascii="David" w:hAnsi="David" w:cs="David"/>
+        </w:rPr>
+      </w:pPr>
+    </w:p>
+    <w:p>
+      <w:pPr>
+        <w:bidi w:val="0"/>
+        <w:spacing w:after="0" w:line="360" w:lineRule="auto"/>
+        <w:rPr>
+          <w:rFonts w:ascii="David" w:hAnsi="David" w:cs="David"/>
+        </w:rPr>
+      </w:pPr>
+      <w:r>
+        <w:rPr>
+          <w:rFonts w:ascii="David" w:hAnsi="David" w:cs="David"/>
+        </w:rPr>
+        <w:t xml:space="preserve">Question 1.2: What are the input and output of a clustering algorithm? </w:t>
       </w:r>
     </w:p>
     <w:p>
@@ -292,21 +264,7 @@
         <w:rPr>
           <w:rFonts w:ascii="David" w:hAnsi="David" w:cs="David"/>
         </w:rPr>
-        <w:t xml:space="preserve">he input consists of a dataset containing a set of features (multidimensional vectors) for each observation. This data is entirely </w:t>
-      </w:r>
-      <w:proofErr w:type="spellStart"/>
-      <w:r>
-        <w:rPr>
-          <w:rFonts w:ascii="David" w:hAnsi="David" w:cs="David"/>
-        </w:rPr>
-        <w:t>unlabelled</w:t>
-      </w:r>
-      <w:proofErr w:type="spellEnd"/>
-      <w:r>
-        <w:rPr>
-          <w:rFonts w:ascii="David" w:hAnsi="David" w:cs="David"/>
-        </w:rPr>
-        <w:t xml:space="preserve">, meaning there is no target variable associated with the observations. </w:t>
+        <w:t xml:space="preserve">he input consists of a dataset containing a set of features (multidimensional vectors) for each observation. This data is entirely unlabelled, meaning there is no target variable associated with the observations. </w:t>
       </w:r>
     </w:p>
     <w:p>
@@ -323,15 +281,7 @@
           <w:b/>
           <w:bCs/>
         </w:rPr>
-        <w:t>Output</w:t>
-      </w:r>
-      <w:r>
-        <w:rPr>
-          <w:rFonts w:ascii="David" w:hAnsi="David" w:cs="David"/>
-          <w:b/>
-          <w:bCs/>
-        </w:rPr>
-        <w:t>:</w:t>
+        <w:t>Output:</w:t>
       </w:r>
       <w:r>
         <w:rPr>
@@ -469,14 +419,7 @@
         <w:rPr>
           <w:rFonts w:ascii="David" w:hAnsi="David" w:cs="David"/>
         </w:rPr>
-        <w:t xml:space="preserve"> of </w:t>
-      </w:r>
-      <w:proofErr w:type="gramStart"/>
-      <w:r>
-        <w:rPr>
-          <w:rFonts w:ascii="David" w:hAnsi="David" w:cs="David"/>
-        </w:rPr>
-        <w:t xml:space="preserve">this </w:t>
+        <w:t xml:space="preserve"> of this </w:t>
       </w:r>
       <w:r>
         <w:rPr>
@@ -488,14 +431,7 @@
         <w:rPr>
           <w:rFonts w:ascii="David" w:hAnsi="David" w:cs="David"/>
         </w:rPr>
-        <w:t>would</w:t>
-      </w:r>
-      <w:proofErr w:type="gramEnd"/>
-      <w:r>
-        <w:rPr>
-          <w:rFonts w:ascii="David" w:hAnsi="David" w:cs="David"/>
-        </w:rPr>
-        <w:t xml:space="preserve"> be </w:t>
+        <w:t xml:space="preserve">would be </w:t>
       </w:r>
       <w:r>
         <w:rPr>
@@ -634,6 +570,16 @@
         <w:spacing w:after="0" w:line="360" w:lineRule="auto"/>
         <w:rPr>
           <w:rFonts w:ascii="David" w:hAnsi="David" w:cs="David"/>
+          <w:rtl/>
+        </w:rPr>
+      </w:pPr>
+    </w:p>
+    <w:p>
+      <w:pPr>
+        <w:bidi w:val="0"/>
+        <w:spacing w:after="0" w:line="360" w:lineRule="auto"/>
+        <w:rPr>
+          <w:rFonts w:ascii="David" w:hAnsi="David" w:cs="David"/>
         </w:rPr>
       </w:pPr>
       <w:r>
@@ -731,21 +677,7 @@
         <w:rPr>
           <w:rFonts w:ascii="David" w:hAnsi="David" w:cs="David"/>
         </w:rPr>
-        <w:t xml:space="preserve">the new coordinates for each cluster's centroid. It does this by calculating the </w:t>
-      </w:r>
-      <w:proofErr w:type="gramStart"/>
-      <w:r>
-        <w:rPr>
-          <w:rFonts w:ascii="David" w:hAnsi="David" w:cs="David"/>
-        </w:rPr>
-        <w:t>mean</w:t>
-      </w:r>
-      <w:proofErr w:type="gramEnd"/>
-      <w:r>
-        <w:rPr>
-          <w:rFonts w:ascii="David" w:hAnsi="David" w:cs="David"/>
-        </w:rPr>
-        <w:t xml:space="preserve"> (average) of all the feature vectors of the data points that are currently assigned to that specific cluster.</w:t>
+        <w:t>the new coordinates for each cluster's centroid. It does this by calculating the mean (average) of all the feature vectors of the data points that are currently assigned to that specific cluster.</w:t>
       </w:r>
     </w:p>
     <w:p>
@@ -809,45 +741,23 @@
         <w:rPr>
           <w:rFonts w:ascii="David" w:hAnsi="David" w:cs="David"/>
         </w:rPr>
-        <w:t xml:space="preserve">Question 4.4: Give an example of a dataset where K-means is expected to perform </w:t>
-      </w:r>
-      <w:proofErr w:type="gramStart"/>
-      <w:r>
-        <w:rPr>
-          <w:rFonts w:ascii="David" w:hAnsi="David" w:cs="David"/>
-        </w:rPr>
-        <w:t>poorly, and</w:t>
-      </w:r>
-      <w:proofErr w:type="gramEnd"/>
-      <w:r>
-        <w:rPr>
-          <w:rFonts w:ascii="David" w:hAnsi="David" w:cs="David"/>
-        </w:rPr>
-        <w:t xml:space="preserve"> explain why.</w:t>
-      </w:r>
-    </w:p>
-    <w:p>
-      <w:pPr>
-        <w:bidi w:val="0"/>
-        <w:spacing w:after="0" w:line="360" w:lineRule="auto"/>
-        <w:rPr>
-          <w:rFonts w:ascii="David" w:hAnsi="David" w:cs="David"/>
-        </w:rPr>
-      </w:pPr>
-      <w:r>
-        <w:rPr>
-          <w:rFonts w:ascii="David" w:hAnsi="David" w:cs="David"/>
-        </w:rPr>
-        <w:t xml:space="preserve">For </w:t>
-      </w:r>
-      <w:proofErr w:type="spellStart"/>
-      <w:r>
-        <w:rPr>
-          <w:rFonts w:ascii="David" w:hAnsi="David" w:cs="David"/>
-        </w:rPr>
-        <w:t>exemple</w:t>
-      </w:r>
-      <w:proofErr w:type="spellEnd"/>
+        <w:t>Question 4.4: Give an example of a dataset where K-means is expected to perform poorly, and explain why.</w:t>
+      </w:r>
+    </w:p>
+    <w:p>
+      <w:pPr>
+        <w:bidi w:val="0"/>
+        <w:spacing w:after="0" w:line="360" w:lineRule="auto"/>
+        <w:rPr>
+          <w:rFonts w:ascii="David" w:hAnsi="David" w:cs="David"/>
+        </w:rPr>
+      </w:pPr>
+      <w:r>
+        <w:rPr>
+          <w:rFonts w:ascii="David" w:hAnsi="David" w:cs="David"/>
+        </w:rPr>
+        <w:t>For exemple</w:t>
+      </w:r>
       <w:r>
         <w:rPr>
           <w:rFonts w:ascii="David" w:hAnsi="David" w:cs="David"/>
@@ -876,49 +786,7 @@
         <w:rPr>
           <w:rFonts w:ascii="David" w:hAnsi="David" w:cs="David"/>
         </w:rPr>
-        <w:t xml:space="preserve">Question 4.5: Why </w:t>
-      </w:r>
-      <w:proofErr w:type="gramStart"/>
-      <w:r>
-        <w:rPr>
-          <w:rFonts w:ascii="David" w:hAnsi="David" w:cs="David"/>
-        </w:rPr>
-        <w:t>is</w:t>
-      </w:r>
-      <w:proofErr w:type="gramEnd"/>
-      <w:r>
-        <w:rPr>
-          <w:rFonts w:ascii="David" w:hAnsi="David" w:cs="David"/>
-        </w:rPr>
-        <w:t xml:space="preserve"> K-</w:t>
-      </w:r>
-      <w:proofErr w:type="gramStart"/>
-      <w:r>
-        <w:rPr>
-          <w:rFonts w:ascii="David" w:hAnsi="David" w:cs="David"/>
-        </w:rPr>
-        <w:t>means</w:t>
-      </w:r>
-      <w:proofErr w:type="gramEnd"/>
-      <w:r>
-        <w:rPr>
-          <w:rFonts w:ascii="David" w:hAnsi="David" w:cs="David"/>
-        </w:rPr>
-        <w:t xml:space="preserve"> not guaranteed to find </w:t>
-      </w:r>
-      <w:proofErr w:type="gramStart"/>
-      <w:r>
-        <w:rPr>
-          <w:rFonts w:ascii="David" w:hAnsi="David" w:cs="David"/>
-        </w:rPr>
-        <w:t>the globally</w:t>
-      </w:r>
-      <w:proofErr w:type="gramEnd"/>
-      <w:r>
-        <w:rPr>
-          <w:rFonts w:ascii="David" w:hAnsi="David" w:cs="David"/>
-        </w:rPr>
-        <w:t xml:space="preserve"> optimal clustering?</w:t>
+        <w:t>Question 4.5: Why is K-means not guaranteed to find the globally optimal clustering?</w:t>
       </w:r>
     </w:p>
     <w:p>
@@ -953,33 +821,6 @@
           <w:rFonts w:ascii="David" w:hAnsi="David" w:cs="David"/>
         </w:rPr>
       </w:pPr>
-    </w:p>
-    <w:p>
-      <w:pPr>
-        <w:bidi w:val="0"/>
-        <w:spacing w:after="0" w:line="360" w:lineRule="auto"/>
-        <w:rPr>
-          <w:rFonts w:ascii="David" w:hAnsi="David" w:cs="David"/>
-        </w:rPr>
-      </w:pPr>
-    </w:p>
-    <w:p>
-      <w:pPr>
-        <w:bidi w:val="0"/>
-        <w:spacing w:after="0" w:line="360" w:lineRule="auto"/>
-        <w:rPr>
-          <w:rFonts w:ascii="David" w:hAnsi="David" w:cs="David"/>
-        </w:rPr>
-      </w:pPr>
-    </w:p>
-    <w:p>
-      <w:pPr>
-        <w:bidi w:val="0"/>
-        <w:spacing w:after="0" w:line="360" w:lineRule="auto"/>
-        <w:rPr>
-          <w:rFonts w:ascii="David" w:hAnsi="David" w:cs="David"/>
-        </w:rPr>
-      </w:pPr>
       <w:r>
         <w:rPr>
           <w:rFonts w:ascii="David" w:hAnsi="David" w:cs="David"/>
@@ -1038,54 +879,31 @@
         <w:rPr>
           <w:rFonts w:ascii="David" w:hAnsi="David" w:cs="David"/>
         </w:rPr>
+        <w:t>Yes, for this specific dataset provided in the exercise, the results stay exactly the same regardless of the random state. The two groups of points are placed so far apart from each other that the algorithm effortlessly finds the true global minimum every single time without getting stuck.</w:t>
+      </w:r>
+    </w:p>
+    <w:p>
+      <w:pPr>
+        <w:bidi w:val="0"/>
+        <w:spacing w:after="0" w:line="360" w:lineRule="auto"/>
+        <w:rPr>
+          <w:rFonts w:ascii="David" w:hAnsi="David" w:cs="David"/>
+        </w:rPr>
+      </w:pPr>
+    </w:p>
+    <w:p>
+      <w:pPr>
+        <w:bidi w:val="0"/>
+        <w:spacing w:after="0" w:line="360" w:lineRule="auto"/>
+        <w:rPr>
+          <w:rFonts w:ascii="David" w:hAnsi="David" w:cs="David"/>
+        </w:rPr>
+      </w:pPr>
+      <w:r>
+        <w:rPr>
+          <w:rFonts w:ascii="David" w:hAnsi="David" w:cs="David"/>
+        </w:rPr>
         <w:lastRenderedPageBreak/>
-        <w:t xml:space="preserve">Yes, for this specific dataset provided in the exercise, the results stay </w:t>
-      </w:r>
-      <w:proofErr w:type="gramStart"/>
-      <w:r>
-        <w:rPr>
-          <w:rFonts w:ascii="David" w:hAnsi="David" w:cs="David"/>
-        </w:rPr>
-        <w:t>exactly the same</w:t>
-      </w:r>
-      <w:proofErr w:type="gramEnd"/>
-      <w:r>
-        <w:rPr>
-          <w:rFonts w:ascii="David" w:hAnsi="David" w:cs="David"/>
-        </w:rPr>
-        <w:t xml:space="preserve"> regardless of the random state. The two groups of points are placed so far apart from each other that the algorithm effortlessly finds the true global minimum every single time without getting stuck.</w:t>
-      </w:r>
-    </w:p>
-    <w:p>
-      <w:pPr>
-        <w:bidi w:val="0"/>
-        <w:spacing w:after="0" w:line="360" w:lineRule="auto"/>
-        <w:rPr>
-          <w:rFonts w:ascii="David" w:hAnsi="David" w:cs="David"/>
-        </w:rPr>
-      </w:pPr>
-    </w:p>
-    <w:p>
-      <w:pPr>
-        <w:bidi w:val="0"/>
-        <w:spacing w:after="0" w:line="360" w:lineRule="auto"/>
-        <w:rPr>
-          <w:rFonts w:ascii="David" w:hAnsi="David" w:cs="David"/>
-        </w:rPr>
-      </w:pPr>
-    </w:p>
-    <w:p>
-      <w:pPr>
-        <w:bidi w:val="0"/>
-        <w:spacing w:after="0" w:line="360" w:lineRule="auto"/>
-        <w:rPr>
-          <w:rFonts w:ascii="David" w:hAnsi="David" w:cs="David"/>
-        </w:rPr>
-      </w:pPr>
-      <w:r>
-        <w:rPr>
-          <w:rFonts w:ascii="David" w:hAnsi="David" w:cs="David"/>
-        </w:rPr>
         <w:t>Question 4.8: If the answer to the previous question is yes, construct a small new dataset for which running K-Means with different random states may lead to different clustering results. Explain why the initialization can matter in your example.</w:t>
       </w:r>
     </w:p>
@@ -1101,35 +919,7 @@
         <w:rPr>
           <w:rFonts w:ascii="David" w:hAnsi="David" w:cs="David"/>
         </w:rPr>
-        <w:t xml:space="preserve">We can construct a simple dataset of 4 points arranged in a perfect square: [0,0], [0,2], [2,0], and [2,2]. If we run the algorithm with k=2, the initialization matters a lot. Depending on where the initial random centroids land, K-Means might group the top two points together and the bottom two together, or it might group the left two points together and the right two together. Since both options are mathematically valid local </w:t>
-      </w:r>
-      <w:proofErr w:type="gramStart"/>
-      <w:r>
-        <w:rPr>
-          <w:rFonts w:ascii="David" w:hAnsi="David" w:cs="David"/>
-        </w:rPr>
-        <w:t>minima</w:t>
-      </w:r>
-      <w:proofErr w:type="gramEnd"/>
-      <w:r>
-        <w:rPr>
-          <w:rFonts w:ascii="David" w:hAnsi="David" w:cs="David"/>
-        </w:rPr>
-        <w:t xml:space="preserve">, the random starting state completely dictates the </w:t>
-      </w:r>
-      <w:proofErr w:type="gramStart"/>
-      <w:r>
-        <w:rPr>
-          <w:rFonts w:ascii="David" w:hAnsi="David" w:cs="David"/>
-        </w:rPr>
-        <w:t>final outcome</w:t>
-      </w:r>
-      <w:proofErr w:type="gramEnd"/>
-      <w:r>
-        <w:rPr>
-          <w:rFonts w:ascii="David" w:hAnsi="David" w:cs="David"/>
-        </w:rPr>
-        <w:t>.</w:t>
+        <w:t>We can construct a simple dataset of 4 points arranged in a perfect square: [0,0], [0,2], [2,0], and [2,2]. If we run the algorithm with k=2, the initialization matters a lot. Depending on where the initial random centroids land, K-Means might group the top two points together and the bottom two together, or it might group the left two points together and the right two together. Since both options are mathematically valid local minima, the random starting state completely dictates the final outcome.</w:t>
       </w:r>
     </w:p>
     <w:p>
@@ -1260,21 +1050,7 @@
         <w:rPr>
           <w:rFonts w:ascii="David" w:hAnsi="David" w:cs="David"/>
         </w:rPr>
-        <w:t xml:space="preserve">The difference lies in how the mathematical distance between two clusters is calculated when deciding which clusters to </w:t>
-      </w:r>
-      <w:proofErr w:type="gramStart"/>
-      <w:r>
-        <w:rPr>
-          <w:rFonts w:ascii="David" w:hAnsi="David" w:cs="David"/>
-        </w:rPr>
-        <w:t>merge</w:t>
-      </w:r>
-      <w:proofErr w:type="gramEnd"/>
-      <w:r>
-        <w:rPr>
-          <w:rFonts w:ascii="David" w:hAnsi="David" w:cs="David"/>
-        </w:rPr>
-        <w:t>. Single linkage calculates the distance based on the minimum distance between any single point in the first cluster and any single point in the second cluster (nearest neighbors). This approach tends to produce long, chain-like, elongated clusters. Complete linkage calculates the distance based on the maximum distance between any point in the first cluster and any point in the second cluster (furthest neighbors). This approach ensures all points within the newly merged cluster are close to each other, producing highly compact and spherical clusters.</w:t>
+        <w:t>The difference lies in how the mathematical distance between two clusters is calculated when deciding which clusters to merge. Single linkage calculates the distance based on the minimum distance between any single point in the first cluster and any single point in the second cluster (nearest neighbors). This approach tends to produce long, chain-like, elongated clusters. Complete linkage calculates the distance based on the maximum distance between any point in the first cluster and any point in the second cluster (furthest neighbors). This approach ensures all points within the newly merged cluster are close to each other, producing highly compact and spherical clusters.</w:t>
       </w:r>
     </w:p>
     <w:p>
@@ -1337,49 +1113,41 @@
         <w:rPr>
           <w:rFonts w:ascii="David" w:hAnsi="David" w:cs="David"/>
         </w:rPr>
+        <w:t>Question 5.4: What information does a dendrogram provide?</w:t>
+      </w:r>
+    </w:p>
+    <w:p>
+      <w:pPr>
+        <w:bidi w:val="0"/>
+        <w:spacing w:after="0" w:line="360" w:lineRule="auto"/>
+        <w:rPr>
+          <w:rFonts w:ascii="David" w:hAnsi="David" w:cs="David"/>
+        </w:rPr>
+      </w:pPr>
+      <w:r>
+        <w:rPr>
+          <w:rFonts w:ascii="David" w:hAnsi="David" w:cs="David"/>
+        </w:rPr>
+        <w:t xml:space="preserve"> A dendrogram is a tree-like visual diagram that records the entire hierarchical sequence of cluster merges in the dataset. The horizontal axis represents the individual data points or subgroups, and the vertical axis (height) represents the mathematical distance or dissimilarity between clusters at the exact moment they were merged. By looking at a dendrogram, you can clearly see </w:t>
+      </w:r>
+      <w:r>
+        <w:rPr>
+          <w:rFonts w:ascii="David" w:hAnsi="David" w:cs="David"/>
+        </w:rPr>
+        <w:t xml:space="preserve">the structure of the </w:t>
+      </w:r>
+      <w:r>
+        <w:rPr>
+          <w:rFonts w:ascii="David" w:hAnsi="David" w:cs="David"/>
+        </w:rPr>
+        <w:t xml:space="preserve">data, understand which points </w:t>
+      </w:r>
+      <w:r>
+        <w:rPr>
+          <w:rFonts w:ascii="David" w:hAnsi="David" w:cs="David"/>
+        </w:rPr>
         <w:lastRenderedPageBreak/>
-        <w:t>Question 5.4: What information does a dendrogram provide?</w:t>
-      </w:r>
-    </w:p>
-    <w:p>
-      <w:pPr>
-        <w:bidi w:val="0"/>
-        <w:spacing w:after="0" w:line="360" w:lineRule="auto"/>
-        <w:rPr>
-          <w:rFonts w:ascii="David" w:hAnsi="David" w:cs="David"/>
-        </w:rPr>
-      </w:pPr>
-      <w:r>
-        <w:rPr>
-          <w:rFonts w:ascii="David" w:hAnsi="David" w:cs="David"/>
-        </w:rPr>
-        <w:t xml:space="preserve"> A dendrogram is a </w:t>
-      </w:r>
-      <w:proofErr w:type="gramStart"/>
-      <w:r>
-        <w:rPr>
-          <w:rFonts w:ascii="David" w:hAnsi="David" w:cs="David"/>
-        </w:rPr>
-        <w:t>tree</w:t>
-      </w:r>
-      <w:proofErr w:type="gramEnd"/>
-      <w:r>
-        <w:rPr>
-          <w:rFonts w:ascii="David" w:hAnsi="David" w:cs="David"/>
-        </w:rPr>
-        <w:t xml:space="preserve">-like visual diagram that records the entire hierarchical sequence of cluster merges in the dataset. The horizontal axis represents the individual data points or subgroups, and the vertical axis (height) represents the mathematical distance or dissimilarity between clusters at the exact moment they were merged. By looking at a dendrogram, you can clearly see </w:t>
-      </w:r>
-      <w:r>
-        <w:rPr>
-          <w:rFonts w:ascii="David" w:hAnsi="David" w:cs="David"/>
-        </w:rPr>
-        <w:t xml:space="preserve">the structure of the </w:t>
-      </w:r>
-      <w:r>
-        <w:rPr>
-          <w:rFonts w:ascii="David" w:hAnsi="David" w:cs="David"/>
-        </w:rPr>
-        <w:t>data, understand which points are most similar, and visually determine a natural cutoff point to achieve the optimal number of discrete clusters.</w:t>
+        <w:t>are most similar, and visually determine a natural cutoff point to achieve the optimal number of discrete clusters.</w:t>
       </w:r>
     </w:p>
     <w:p>
@@ -1402,7 +1170,7 @@
         <w:bidi w:val="0"/>
         <w:spacing w:after="0" w:line="360" w:lineRule="auto"/>
         <w:rPr>
-          <w:rFonts w:ascii="David" w:hAnsi="David" w:cs="David" w:hint="cs"/>
+          <w:rFonts w:ascii="David" w:hAnsi="David" w:cs="David"/>
           <w:sz w:val="32"/>
           <w:szCs w:val="32"/>
           <w:rtl/>
@@ -1516,45 +1284,31 @@
         <w:rPr>
           <w:rFonts w:ascii="David" w:hAnsi="David" w:cs="David"/>
         </w:rPr>
-        <w:t>: DBSCAN excels in datasets containing clusters with arbitrary, complex geometries embedded in spatial noise. A classic example is a "two-moons" dataset (two interlocking crescent shapes) or concentric rings. While K-Means would fail by drawing a straight line through these shapes, DBSCAN successfully identifies the continuous dense paths of the crescents/rings and accurately classifies any scattered background points as noise.</w:t>
-      </w:r>
-    </w:p>
-    <w:p>
-      <w:pPr>
-        <w:bidi w:val="0"/>
-        <w:spacing w:after="0" w:line="360" w:lineRule="auto"/>
-        <w:rPr>
-          <w:rFonts w:ascii="David" w:hAnsi="David" w:cs="David"/>
-        </w:rPr>
-      </w:pPr>
-    </w:p>
-    <w:p>
-      <w:pPr>
-        <w:bidi w:val="0"/>
-        <w:spacing w:after="0" w:line="360" w:lineRule="auto"/>
-        <w:rPr>
-          <w:rFonts w:ascii="David" w:hAnsi="David" w:cs="David"/>
-        </w:rPr>
-      </w:pPr>
-      <w:r>
-        <w:rPr>
-          <w:rFonts w:ascii="David" w:hAnsi="David" w:cs="David"/>
-        </w:rPr>
-        <w:t xml:space="preserve">Question 6.3: Give an example of a dataset where DBSCAN may </w:t>
-      </w:r>
-      <w:proofErr w:type="gramStart"/>
-      <w:r>
-        <w:rPr>
-          <w:rFonts w:ascii="David" w:hAnsi="David" w:cs="David"/>
-        </w:rPr>
-        <w:t>fail, and</w:t>
-      </w:r>
-      <w:proofErr w:type="gramEnd"/>
-      <w:r>
-        <w:rPr>
-          <w:rFonts w:ascii="David" w:hAnsi="David" w:cs="David"/>
-        </w:rPr>
-        <w:t xml:space="preserve"> explain why. </w:t>
+        <w:t>DBSCAN excels in datasets containing clusters with arbitrary, complex geometries embedded in spatial noise. A classic example is a "two-moons" dataset (two interlocking crescent shapes) or concentric rings. While K-Means would fail by drawing a straight line through these shapes, DBSCAN successfully identifies the continuous dense paths of the crescents/rings and accurately classifies any scattered background points as noise.</w:t>
+      </w:r>
+    </w:p>
+    <w:p>
+      <w:pPr>
+        <w:bidi w:val="0"/>
+        <w:spacing w:after="0" w:line="360" w:lineRule="auto"/>
+        <w:rPr>
+          <w:rFonts w:ascii="David" w:hAnsi="David" w:cs="David"/>
+        </w:rPr>
+      </w:pPr>
+    </w:p>
+    <w:p>
+      <w:pPr>
+        <w:bidi w:val="0"/>
+        <w:spacing w:after="0" w:line="360" w:lineRule="auto"/>
+        <w:rPr>
+          <w:rFonts w:ascii="David" w:hAnsi="David" w:cs="David"/>
+        </w:rPr>
+      </w:pPr>
+      <w:r>
+        <w:rPr>
+          <w:rFonts w:ascii="David" w:hAnsi="David" w:cs="David"/>
+        </w:rPr>
+        <w:t xml:space="preserve">Question 6.3: Give an example of a dataset where DBSCAN may fail, and explain why. </w:t>
       </w:r>
     </w:p>
     <w:p>
@@ -1589,15 +1343,6 @@
           <w:rFonts w:ascii="David" w:hAnsi="David" w:cs="David"/>
         </w:rPr>
       </w:pPr>
-    </w:p>
-    <w:p>
-      <w:pPr>
-        <w:bidi w:val="0"/>
-        <w:spacing w:after="0" w:line="360" w:lineRule="auto"/>
-        <w:rPr>
-          <w:rFonts w:ascii="David" w:hAnsi="David" w:cs="David"/>
-        </w:rPr>
-      </w:pPr>
       <w:r>
         <w:rPr>
           <w:rFonts w:ascii="David" w:hAnsi="David" w:cs="David"/>
@@ -1656,31 +1401,33 @@
         <w:rPr>
           <w:rFonts w:ascii="David" w:hAnsi="David" w:cs="David"/>
         </w:rPr>
-        <w:t xml:space="preserve">Changing the 'eps' (epsilon) parameter drastically alters the clustering structure. If we significantly decrease 'eps' (e.g., eps = 0.01), the search radius becomes too small for any point to find the required 3 neighbors, </w:t>
-      </w:r>
-      <w:r>
-        <w:rPr>
-          <w:rFonts w:ascii="David" w:hAnsi="David" w:cs="David"/>
-        </w:rPr>
-        <w:lastRenderedPageBreak/>
-        <w:t>resulting in the algorithm labeling every single point in the dataset as noise (-1). Conversely, if we significantly increase 'eps' (e.g., eps = 10.0), the search radius becomes so large that all points fall into each other's neighborhoods, merging the entire dataset into one single massive cluster (label 0).</w:t>
-      </w:r>
-    </w:p>
-    <w:p>
-      <w:pPr>
-        <w:bidi w:val="0"/>
-        <w:spacing w:after="0" w:line="360" w:lineRule="auto"/>
-        <w:rPr>
-          <w:rFonts w:ascii="David" w:hAnsi="David" w:cs="David"/>
-        </w:rPr>
-      </w:pPr>
-    </w:p>
-    <w:p>
-      <w:pPr>
-        <w:bidi w:val="0"/>
-        <w:spacing w:after="0" w:line="360" w:lineRule="auto"/>
-        <w:rPr>
-          <w:rFonts w:ascii="David" w:hAnsi="David" w:cs="David" w:hint="cs"/>
+        <w:t>Changing the 'eps' (epsilon) parameter drastically alters the clustering structure. If we significantly decrease 'eps' (e.g., eps = 0.01), the search radius becomes too small for any point to find the required 3 neighbors, resulting in the algorithm labeling every single point in the dataset as noise (-1). Conversely, if we significantly increase 'eps' (e.g., eps = 10.0), the search radius becomes so large that all points fall into each other's neighborhoods, merging the entire dataset into one single massive cluster (label 0).</w:t>
+      </w:r>
+    </w:p>
+    <w:p>
+      <w:pPr>
+        <w:bidi w:val="0"/>
+        <w:spacing w:after="0" w:line="360" w:lineRule="auto"/>
+        <w:rPr>
+          <w:rFonts w:ascii="David" w:hAnsi="David" w:cs="David"/>
+        </w:rPr>
+      </w:pPr>
+    </w:p>
+    <w:p>
+      <w:pPr>
+        <w:bidi w:val="0"/>
+        <w:spacing w:after="0" w:line="360" w:lineRule="auto"/>
+        <w:rPr>
+          <w:rFonts w:ascii="David" w:hAnsi="David" w:cs="David"/>
+        </w:rPr>
+      </w:pPr>
+    </w:p>
+    <w:p>
+      <w:pPr>
+        <w:bidi w:val="0"/>
+        <w:spacing w:after="0" w:line="360" w:lineRule="auto"/>
+        <w:rPr>
+          <w:rFonts w:ascii="David" w:hAnsi="David" w:cs="David"/>
           <w:rtl/>
         </w:rPr>
       </w:pPr>
@@ -1704,6 +1451,7 @@
           <w:sz w:val="32"/>
           <w:szCs w:val="32"/>
         </w:rPr>
+        <w:lastRenderedPageBreak/>
         <w:t xml:space="preserve">9       </w:t>
       </w:r>
       <w:r>
@@ -1764,14 +1512,7 @@
         <w:rPr>
           <w:rFonts w:ascii="David" w:hAnsi="David" w:cs="David"/>
         </w:rPr>
-        <w:t xml:space="preserve"> The "curse of dimensionality" fundamentally disrupts the concept of spatial distance, which is the core metric for both K-Means and DBSCAN. As the number of dimensions in a dataset increases, the volume of the feature space </w:t>
-      </w:r>
-      <w:proofErr w:type="spellStart"/>
-      <w:r>
-        <w:rPr>
-          <w:rFonts w:ascii="David" w:hAnsi="David" w:cs="David"/>
-        </w:rPr>
-        <w:t>expan</w:t>
+        <w:t xml:space="preserve"> The "curse of dimensionality" fundamentally disrupts the concept of spatial distance, which is the core metric for both K-Means and DBSCAN. As the number of dimensions in a dataset increases, the volume of the feature space expan</w:t>
       </w:r>
       <w:r>
         <w:rPr>
@@ -1783,33 +1524,8 @@
         <w:rPr>
           <w:rFonts w:ascii="David" w:hAnsi="David" w:cs="David"/>
         </w:rPr>
-        <w:t>ds</w:t>
-      </w:r>
-      <w:proofErr w:type="spellEnd"/>
-      <w:r>
-        <w:rPr>
-          <w:rFonts w:ascii="David" w:hAnsi="David" w:cs="David"/>
-        </w:rPr>
-        <w:t xml:space="preserve"> exponentially. In such high-dimensional spaces, the mathematical difference between the distance to the nearest neighbor and the distance to the farthest neighbor converges. Essentially, all data points appear to be almost equidistant from one another. For K-Means, this is highly problematic because the algorithm minimizes the within-cluster sum of squares based on distance to centroids. If all points are roughly the same distance apart, the centroids lose their significance. For DBSCAN, the algorithm defines clusters based on local density. In high dimensions, the concept of a "dense neighborhood" evaporates because points are so sparsely distributed that almost everything is classified as noise, unless a massive radius is used, which indiscriminately groups unrelated points together.</w:t>
-      </w:r>
-    </w:p>
-    <w:p>
-      <w:pPr>
-        <w:bidi w:val="0"/>
-        <w:spacing w:after="0" w:line="360" w:lineRule="auto"/>
-        <w:rPr>
-          <w:rFonts w:ascii="David" w:hAnsi="David" w:cs="David"/>
-        </w:rPr>
-      </w:pPr>
-    </w:p>
-    <w:p>
-      <w:pPr>
-        <w:bidi w:val="0"/>
-        <w:spacing w:after="0" w:line="360" w:lineRule="auto"/>
-        <w:rPr>
-          <w:rFonts w:ascii="David" w:hAnsi="David" w:cs="David"/>
-        </w:rPr>
-      </w:pPr>
+        <w:t>ds exponentially. In such high-dimensional spaces, the mathematical difference between the distance to the nearest neighbor and the distance to the farthest neighbor converges. Essentially, all data points appear to be almost equidistant from one another. For K-Means, this is highly problematic because the algorithm minimizes the within-cluster sum of squares based on distance to centroids. If all points are roughly the same distance apart, the centroids lose their significance. For DBSCAN, the algorithm defines clusters based on local density. In high dimensions, the concept of a "dense neighborhood" evaporates because points are so sparsely distributed that almost everything is classified as noise, unless a massive radius is used, which indiscriminately groups unrelated points together.</w:t>
+      </w:r>
     </w:p>
     <w:p>
       <w:pPr>
@@ -1881,120 +1597,22 @@
         <w:rPr>
           <w:rFonts w:ascii="David" w:hAnsi="David" w:cs="David"/>
         </w:rPr>
-        <w:t xml:space="preserve">Question 10.1: For each of your chosen clustering algorithms: apply it to a small part of your </w:t>
-      </w:r>
-      <w:proofErr w:type="gramStart"/>
-      <w:r>
-        <w:rPr>
-          <w:rFonts w:ascii="David" w:hAnsi="David" w:cs="David"/>
-        </w:rPr>
-        <w:t>dataset, and</w:t>
-      </w:r>
-      <w:proofErr w:type="gramEnd"/>
-      <w:r>
-        <w:rPr>
-          <w:rFonts w:ascii="David" w:hAnsi="David" w:cs="David"/>
-        </w:rPr>
-        <w:t xml:space="preserve"> discuss how parameter choices affect the results.</w:t>
-      </w:r>
-    </w:p>
-    <w:p>
-      <w:pPr>
-        <w:bidi w:val="0"/>
-        <w:spacing w:after="0" w:line="360" w:lineRule="auto"/>
-        <w:rPr>
-          <w:rFonts w:ascii="David" w:hAnsi="David" w:cs="David"/>
-        </w:rPr>
-      </w:pPr>
-      <w:r>
-        <w:rPr>
-          <w:rFonts w:ascii="David" w:hAnsi="David" w:cs="David"/>
-        </w:rPr>
-        <w:t>We applied K-Means and DBSCAN to our processed Formula 1 telemetry dataset (comprising 1,109 individual cornering events). For K-Means, we experimented with the '</w:t>
-      </w:r>
-      <w:proofErr w:type="spellStart"/>
-      <w:r>
-        <w:rPr>
-          <w:rFonts w:ascii="David" w:hAnsi="David" w:cs="David"/>
-        </w:rPr>
-        <w:t>n_clusters</w:t>
-      </w:r>
-      <w:proofErr w:type="spellEnd"/>
-      <w:r>
-        <w:rPr>
-          <w:rFonts w:ascii="David" w:hAnsi="David" w:cs="David"/>
-        </w:rPr>
-        <w:t xml:space="preserve">' parameter using the Elbow Method on the raw corner data. Setting </w:t>
-      </w:r>
-      <w:proofErr w:type="spellStart"/>
-      <w:r>
-        <w:rPr>
-          <w:rFonts w:ascii="David" w:hAnsi="David" w:cs="David"/>
-        </w:rPr>
-        <w:t>n_clusters</w:t>
-      </w:r>
-      <w:proofErr w:type="spellEnd"/>
-      <w:r>
-        <w:rPr>
-          <w:rFonts w:ascii="David" w:hAnsi="David" w:cs="David"/>
-        </w:rPr>
-        <w:t>=3 provided a logical mathematical division, allowing the algorithm to categorize all 1,109 events into three distinct "cornering styles". For DBSCAN, we tuned the 'eps' (radius) and '</w:t>
-      </w:r>
-      <w:proofErr w:type="spellStart"/>
-      <w:r>
-        <w:rPr>
-          <w:rFonts w:ascii="David" w:hAnsi="David" w:cs="David"/>
-        </w:rPr>
-        <w:t>min_samples</w:t>
-      </w:r>
-      <w:proofErr w:type="spellEnd"/>
-      <w:r>
-        <w:rPr>
-          <w:rFonts w:ascii="David" w:hAnsi="David" w:cs="David"/>
-        </w:rPr>
-        <w:t xml:space="preserve">' parameters. However, we found that DBSCAN struggled significantly with our dataset. Without dimensionality reduction, using an </w:t>
-      </w:r>
-      <w:proofErr w:type="gramStart"/>
-      <w:r>
-        <w:rPr>
-          <w:rFonts w:ascii="David" w:hAnsi="David" w:cs="David"/>
-        </w:rPr>
-        <w:t>eps</w:t>
-      </w:r>
-      <w:proofErr w:type="gramEnd"/>
-      <w:r>
-        <w:rPr>
-          <w:rFonts w:ascii="David" w:hAnsi="David" w:cs="David"/>
-        </w:rPr>
-        <w:t xml:space="preserve"> of 0.7 resulted in the algorithm classifying a massive portion of the cornering events as pure noise (-1) due to the curse of dimensionality across the 12 telemetry features. Even when adjusting parameters, the continuous nature of F1 telemetry </w:t>
-      </w:r>
-      <w:proofErr w:type="gramStart"/>
-      <w:r>
-        <w:rPr>
-          <w:rFonts w:ascii="David" w:hAnsi="David" w:cs="David"/>
-        </w:rPr>
-        <w:t>data—which</w:t>
-      </w:r>
-      <w:proofErr w:type="gramEnd"/>
-      <w:r>
-        <w:rPr>
-          <w:rFonts w:ascii="David" w:hAnsi="David" w:cs="David"/>
-        </w:rPr>
-        <w:t xml:space="preserve"> lacks completely separated, isolated dense pockets of </w:t>
-      </w:r>
-      <w:proofErr w:type="gramStart"/>
-      <w:r>
-        <w:rPr>
-          <w:rFonts w:ascii="David" w:hAnsi="David" w:cs="David"/>
-        </w:rPr>
-        <w:t>data points—</w:t>
-      </w:r>
-      <w:proofErr w:type="gramEnd"/>
-      <w:r>
-        <w:rPr>
-          <w:rFonts w:ascii="David" w:hAnsi="David" w:cs="David"/>
-        </w:rPr>
-        <w:t>made it impossible for DBSCAN to form meaningful groupings.</w:t>
+        <w:t>Question 10.1: For each of your chosen clustering algorithms: apply it to a small part of your dataset, and discuss how parameter choices affect the results.</w:t>
+      </w:r>
+    </w:p>
+    <w:p>
+      <w:pPr>
+        <w:bidi w:val="0"/>
+        <w:spacing w:after="0" w:line="360" w:lineRule="auto"/>
+        <w:rPr>
+          <w:rFonts w:ascii="David" w:hAnsi="David" w:cs="David"/>
+        </w:rPr>
+      </w:pPr>
+      <w:r>
+        <w:rPr>
+          <w:rFonts w:ascii="David" w:hAnsi="David" w:cs="David"/>
+        </w:rPr>
+        <w:t>We applied K-Means and DBSCAN to our processed Formula 1 telemetry dataset (comprising 1,109 individual cornering events). For K-Means, we experimented with the 'n_clusters' parameter using the Elbow Method on the raw corner data. Setting n_clusters=3 provided a logical mathematical division, allowing the algorithm to categorize all 1,109 events into three distinct "cornering styles". For DBSCAN, we tuned the 'eps' (radius) and 'min_samples' parameters. However, we found that DBSCAN struggled significantly with our dataset. Without dimensionality reduction, using an eps of 0.7 resulted in the algorithm classifying a massive portion of the cornering events as pure noise (-1) due to the curse of dimensionality across the 12 telemetry features. Even when adjusting parameters, the continuous nature of F1 telemetry data—which lacks completely separated, isolated dense pockets of data points—made it impossible for DBSCAN to form meaningful groupings.</w:t>
       </w:r>
     </w:p>
     <w:p>
@@ -2048,37 +1666,29 @@
         <w:rPr>
           <w:rFonts w:ascii="David" w:hAnsi="David" w:cs="David"/>
         </w:rPr>
+        <w:t>The Two-Step Pipeline Concept: Instead of simply averaging driver telemetry, our pipeline first clusters the 1,109 individual corners into 3 "Cornering Styles" using K-Means. Then, we construct a "Driver Profile" for each driver by calculating the percentage distribution of how often they utilize each of the 3 corner styles. Finally, we run a second K-Means algorithm (also with k=3) on these profiles to categorize the drivers into 3 distinct groups based on their stylistic tendencies.</w:t>
+      </w:r>
+    </w:p>
+    <w:p>
+      <w:pPr>
+        <w:bidi w:val="0"/>
+        <w:spacing w:after="0" w:line="360" w:lineRule="auto"/>
+        <w:rPr>
+          <w:rFonts w:ascii="David" w:hAnsi="David" w:cs="David"/>
+        </w:rPr>
+      </w:pPr>
+      <w:r>
+        <w:rPr>
+          <w:rFonts w:ascii="David" w:hAnsi="David" w:cs="David"/>
+        </w:rPr>
+        <w:t xml:space="preserve">Approach A: No PCA (Clustering on Raw Features) In this approach, the initial K-Means clustering of the corners was performed directly on the full 12-dimensional feature space. The resulting driver profiles were then clustered into 3 driver groups. We visualized the final results by projecting the 3-dimensional driver </w:t>
+      </w:r>
+      <w:r>
+        <w:rPr>
+          <w:rFonts w:ascii="David" w:hAnsi="David" w:cs="David"/>
+        </w:rPr>
         <w:lastRenderedPageBreak/>
-        <w:t>The Two-Step Pipeline Concept: Instead of simply averaging driver telemetry, our pipeline first clusters the 1,109 individual corners into 3 "Cornering Styles" using K-Means. Then, we construct a "Driver Profile" for each driver by calculating the percentage distribution of how often they utilize each of the 3 corner styles. Finally, we run a second K-Means algorithm (also with k=3) on these profiles to categorize the drivers into 3 distinct groups based on their stylistic tendencies.</w:t>
-      </w:r>
-    </w:p>
-    <w:p>
-      <w:pPr>
-        <w:bidi w:val="0"/>
-        <w:spacing w:after="0" w:line="360" w:lineRule="auto"/>
-        <w:rPr>
-          <w:rFonts w:ascii="David" w:hAnsi="David" w:cs="David"/>
-        </w:rPr>
-      </w:pPr>
-      <w:r>
-        <w:rPr>
-          <w:rFonts w:ascii="David" w:hAnsi="David" w:cs="David"/>
-        </w:rPr>
-        <w:t xml:space="preserve">Approach A: No PCA (Clustering on Raw Features) In this approach, the initial K-Means clustering of the corners was performed directly on the full 12-dimensional feature space. The resulting driver profiles were then clustered into 3 driver groups. We visualized the </w:t>
-      </w:r>
-      <w:proofErr w:type="gramStart"/>
-      <w:r>
-        <w:rPr>
-          <w:rFonts w:ascii="David" w:hAnsi="David" w:cs="David"/>
-        </w:rPr>
-        <w:t>final results</w:t>
-      </w:r>
-      <w:proofErr w:type="gramEnd"/>
-      <w:r>
-        <w:rPr>
-          <w:rFonts w:ascii="David" w:hAnsi="David" w:cs="David"/>
-        </w:rPr>
-        <w:t xml:space="preserve"> by projecting the 3-dimensional driver profiles into a 2D scatter plot using PCA. This method relied strictly on the raw, uncompressed telemetry metrics to define the baseline corner styles.</w:t>
+        <w:t>profiles into a 2D scatter plot using PCA. This method relied strictly on the raw, uncompressed telemetry metrics to define the baseline corner styles.</w:t>
       </w:r>
     </w:p>
     <w:p>
@@ -2128,15 +1738,6 @@
         </w:rPr>
         <w:t>were ultimately grouped. While both pipelines utilized a k=3 configuration for the final driver clustering, Approach B (PCA First) allowed the initial K-Means algorithm to bypass the noise and the curse of dimensionality during the critical corner-classification step. This demonstrated that performing dimensionality reduction prior to clustering complex, continuous telemetry data can significantly refine the structural logic of the final driver profiles.</w:t>
       </w:r>
-    </w:p>
-    <w:p>
-      <w:pPr>
-        <w:bidi w:val="0"/>
-        <w:spacing w:after="0" w:line="360" w:lineRule="auto"/>
-        <w:rPr>
-          <w:rFonts w:ascii="David" w:hAnsi="David" w:cs="David"/>
-        </w:rPr>
-      </w:pPr>
     </w:p>
     <w:sectPr>
       <w:pgSz w:w="11906" w:h="16838"/>
@@ -4807,18 +4408,18 @@
     <w:lsdException w:name="Unresolved Mention" w:semiHidden="1" w:unhideWhenUsed="1"/>
     <w:lsdException w:name="Smart Link" w:semiHidden="1" w:unhideWhenUsed="1"/>
   </w:latentStyles>
-  <w:style w:type="paragraph" w:default="1" w:styleId="a">
+  <w:style w:type="paragraph" w:default="1" w:styleId="Normal">
     <w:name w:val="Normal"/>
     <w:qFormat/>
     <w:pPr>
       <w:bidi/>
     </w:pPr>
   </w:style>
-  <w:style w:type="paragraph" w:styleId="1">
+  <w:style w:type="paragraph" w:styleId="Heading1">
     <w:name w:val="heading 1"/>
-    <w:basedOn w:val="a"/>
-    <w:next w:val="a"/>
-    <w:link w:val="10"/>
+    <w:basedOn w:val="Normal"/>
+    <w:next w:val="Normal"/>
+    <w:link w:val="Heading1Char"/>
     <w:uiPriority w:val="9"/>
     <w:qFormat/>
     <w:rsid w:val="00314EF0"/>
@@ -4835,11 +4436,11 @@
       <w:szCs w:val="40"/>
     </w:rPr>
   </w:style>
-  <w:style w:type="paragraph" w:styleId="2">
+  <w:style w:type="paragraph" w:styleId="Heading2">
     <w:name w:val="heading 2"/>
-    <w:basedOn w:val="a"/>
-    <w:next w:val="a"/>
-    <w:link w:val="20"/>
+    <w:basedOn w:val="Normal"/>
+    <w:next w:val="Normal"/>
+    <w:link w:val="Heading2Char"/>
     <w:uiPriority w:val="9"/>
     <w:semiHidden/>
     <w:unhideWhenUsed/>
@@ -4858,11 +4459,11 @@
       <w:szCs w:val="32"/>
     </w:rPr>
   </w:style>
-  <w:style w:type="paragraph" w:styleId="3">
+  <w:style w:type="paragraph" w:styleId="Heading3">
     <w:name w:val="heading 3"/>
-    <w:basedOn w:val="a"/>
-    <w:next w:val="a"/>
-    <w:link w:val="30"/>
+    <w:basedOn w:val="Normal"/>
+    <w:next w:val="Normal"/>
+    <w:link w:val="Heading3Char"/>
     <w:uiPriority w:val="9"/>
     <w:semiHidden/>
     <w:unhideWhenUsed/>
@@ -4881,11 +4482,11 @@
       <w:szCs w:val="28"/>
     </w:rPr>
   </w:style>
-  <w:style w:type="paragraph" w:styleId="4">
+  <w:style w:type="paragraph" w:styleId="Heading4">
     <w:name w:val="heading 4"/>
-    <w:basedOn w:val="a"/>
-    <w:next w:val="a"/>
-    <w:link w:val="40"/>
+    <w:basedOn w:val="Normal"/>
+    <w:next w:val="Normal"/>
+    <w:link w:val="Heading4Char"/>
     <w:uiPriority w:val="9"/>
     <w:semiHidden/>
     <w:unhideWhenUsed/>
@@ -4904,11 +4505,11 @@
       <w:color w:val="0F4761" w:themeColor="accent1" w:themeShade="BF"/>
     </w:rPr>
   </w:style>
-  <w:style w:type="paragraph" w:styleId="5">
+  <w:style w:type="paragraph" w:styleId="Heading5">
     <w:name w:val="heading 5"/>
-    <w:basedOn w:val="a"/>
-    <w:next w:val="a"/>
-    <w:link w:val="50"/>
+    <w:basedOn w:val="Normal"/>
+    <w:next w:val="Normal"/>
+    <w:link w:val="Heading5Char"/>
     <w:uiPriority w:val="9"/>
     <w:semiHidden/>
     <w:unhideWhenUsed/>
@@ -4925,11 +4526,11 @@
       <w:color w:val="0F4761" w:themeColor="accent1" w:themeShade="BF"/>
     </w:rPr>
   </w:style>
-  <w:style w:type="paragraph" w:styleId="6">
+  <w:style w:type="paragraph" w:styleId="Heading6">
     <w:name w:val="heading 6"/>
-    <w:basedOn w:val="a"/>
-    <w:next w:val="a"/>
-    <w:link w:val="60"/>
+    <w:basedOn w:val="Normal"/>
+    <w:next w:val="Normal"/>
+    <w:link w:val="Heading6Char"/>
     <w:uiPriority w:val="9"/>
     <w:semiHidden/>
     <w:unhideWhenUsed/>
@@ -4948,11 +4549,11 @@
       <w:color w:val="595959" w:themeColor="text1" w:themeTint="A6"/>
     </w:rPr>
   </w:style>
-  <w:style w:type="paragraph" w:styleId="7">
+  <w:style w:type="paragraph" w:styleId="Heading7">
     <w:name w:val="heading 7"/>
-    <w:basedOn w:val="a"/>
-    <w:next w:val="a"/>
-    <w:link w:val="70"/>
+    <w:basedOn w:val="Normal"/>
+    <w:next w:val="Normal"/>
+    <w:link w:val="Heading7Char"/>
     <w:uiPriority w:val="9"/>
     <w:semiHidden/>
     <w:unhideWhenUsed/>
@@ -4969,11 +4570,11 @@
       <w:color w:val="595959" w:themeColor="text1" w:themeTint="A6"/>
     </w:rPr>
   </w:style>
-  <w:style w:type="paragraph" w:styleId="8">
+  <w:style w:type="paragraph" w:styleId="Heading8">
     <w:name w:val="heading 8"/>
-    <w:basedOn w:val="a"/>
-    <w:next w:val="a"/>
-    <w:link w:val="80"/>
+    <w:basedOn w:val="Normal"/>
+    <w:next w:val="Normal"/>
+    <w:link w:val="Heading8Char"/>
     <w:uiPriority w:val="9"/>
     <w:semiHidden/>
     <w:unhideWhenUsed/>
@@ -4992,11 +4593,11 @@
       <w:color w:val="272727" w:themeColor="text1" w:themeTint="D8"/>
     </w:rPr>
   </w:style>
-  <w:style w:type="paragraph" w:styleId="9">
+  <w:style w:type="paragraph" w:styleId="Heading9">
     <w:name w:val="heading 9"/>
-    <w:basedOn w:val="a"/>
-    <w:next w:val="a"/>
-    <w:link w:val="90"/>
+    <w:basedOn w:val="Normal"/>
+    <w:next w:val="Normal"/>
+    <w:link w:val="Heading9Char"/>
     <w:uiPriority w:val="9"/>
     <w:semiHidden/>
     <w:unhideWhenUsed/>
@@ -5013,12 +4614,13 @@
       <w:color w:val="272727" w:themeColor="text1" w:themeTint="D8"/>
     </w:rPr>
   </w:style>
-  <w:style w:type="character" w:default="1" w:styleId="a0">
+  <w:style w:type="character" w:default="1" w:styleId="DefaultParagraphFont">
     <w:name w:val="Default Paragraph Font"/>
     <w:uiPriority w:val="1"/>
+    <w:semiHidden/>
     <w:unhideWhenUsed/>
   </w:style>
-  <w:style w:type="table" w:default="1" w:styleId="a1">
+  <w:style w:type="table" w:default="1" w:styleId="TableNormal">
     <w:name w:val="Normal Table"/>
     <w:uiPriority w:val="99"/>
     <w:semiHidden/>
@@ -5033,16 +4635,16 @@
       </w:tblCellMar>
     </w:tblPr>
   </w:style>
-  <w:style w:type="numbering" w:default="1" w:styleId="a2">
+  <w:style w:type="numbering" w:default="1" w:styleId="NoList">
     <w:name w:val="No List"/>
     <w:uiPriority w:val="99"/>
     <w:semiHidden/>
     <w:unhideWhenUsed/>
   </w:style>
-  <w:style w:type="character" w:customStyle="1" w:styleId="10">
-    <w:name w:val="כותרת 1 תו"/>
-    <w:basedOn w:val="a0"/>
-    <w:link w:val="1"/>
+  <w:style w:type="character" w:customStyle="1" w:styleId="Heading1Char">
+    <w:name w:val="Heading 1 Char"/>
+    <w:basedOn w:val="DefaultParagraphFont"/>
+    <w:link w:val="Heading1"/>
     <w:uiPriority w:val="9"/>
     <w:rsid w:val="00314EF0"/>
     <w:rPr>
@@ -5052,10 +4654,10 @@
       <w:szCs w:val="40"/>
     </w:rPr>
   </w:style>
-  <w:style w:type="character" w:customStyle="1" w:styleId="20">
-    <w:name w:val="כותרת 2 תו"/>
-    <w:basedOn w:val="a0"/>
-    <w:link w:val="2"/>
+  <w:style w:type="character" w:customStyle="1" w:styleId="Heading2Char">
+    <w:name w:val="Heading 2 Char"/>
+    <w:basedOn w:val="DefaultParagraphFont"/>
+    <w:link w:val="Heading2"/>
     <w:uiPriority w:val="9"/>
     <w:semiHidden/>
     <w:rsid w:val="00314EF0"/>
@@ -5066,10 +4668,10 @@
       <w:szCs w:val="32"/>
     </w:rPr>
   </w:style>
-  <w:style w:type="character" w:customStyle="1" w:styleId="30">
-    <w:name w:val="כותרת 3 תו"/>
-    <w:basedOn w:val="a0"/>
-    <w:link w:val="3"/>
+  <w:style w:type="character" w:customStyle="1" w:styleId="Heading3Char">
+    <w:name w:val="Heading 3 Char"/>
+    <w:basedOn w:val="DefaultParagraphFont"/>
+    <w:link w:val="Heading3"/>
     <w:uiPriority w:val="9"/>
     <w:semiHidden/>
     <w:rsid w:val="00314EF0"/>
@@ -5080,10 +4682,10 @@
       <w:szCs w:val="28"/>
     </w:rPr>
   </w:style>
-  <w:style w:type="character" w:customStyle="1" w:styleId="40">
-    <w:name w:val="כותרת 4 תו"/>
-    <w:basedOn w:val="a0"/>
-    <w:link w:val="4"/>
+  <w:style w:type="character" w:customStyle="1" w:styleId="Heading4Char">
+    <w:name w:val="Heading 4 Char"/>
+    <w:basedOn w:val="DefaultParagraphFont"/>
+    <w:link w:val="Heading4"/>
     <w:uiPriority w:val="9"/>
     <w:semiHidden/>
     <w:rsid w:val="00314EF0"/>
@@ -5094,10 +4696,10 @@
       <w:color w:val="0F4761" w:themeColor="accent1" w:themeShade="BF"/>
     </w:rPr>
   </w:style>
-  <w:style w:type="character" w:customStyle="1" w:styleId="50">
-    <w:name w:val="כותרת 5 תו"/>
-    <w:basedOn w:val="a0"/>
-    <w:link w:val="5"/>
+  <w:style w:type="character" w:customStyle="1" w:styleId="Heading5Char">
+    <w:name w:val="Heading 5 Char"/>
+    <w:basedOn w:val="DefaultParagraphFont"/>
+    <w:link w:val="Heading5"/>
     <w:uiPriority w:val="9"/>
     <w:semiHidden/>
     <w:rsid w:val="00314EF0"/>
@@ -5106,10 +4708,10 @@
       <w:color w:val="0F4761" w:themeColor="accent1" w:themeShade="BF"/>
     </w:rPr>
   </w:style>
-  <w:style w:type="character" w:customStyle="1" w:styleId="60">
-    <w:name w:val="כותרת 6 תו"/>
-    <w:basedOn w:val="a0"/>
-    <w:link w:val="6"/>
+  <w:style w:type="character" w:customStyle="1" w:styleId="Heading6Char">
+    <w:name w:val="Heading 6 Char"/>
+    <w:basedOn w:val="DefaultParagraphFont"/>
+    <w:link w:val="Heading6"/>
     <w:uiPriority w:val="9"/>
     <w:semiHidden/>
     <w:rsid w:val="00314EF0"/>
@@ -5120,10 +4722,10 @@
       <w:color w:val="595959" w:themeColor="text1" w:themeTint="A6"/>
     </w:rPr>
   </w:style>
-  <w:style w:type="character" w:customStyle="1" w:styleId="70">
-    <w:name w:val="כותרת 7 תו"/>
-    <w:basedOn w:val="a0"/>
-    <w:link w:val="7"/>
+  <w:style w:type="character" w:customStyle="1" w:styleId="Heading7Char">
+    <w:name w:val="Heading 7 Char"/>
+    <w:basedOn w:val="DefaultParagraphFont"/>
+    <w:link w:val="Heading7"/>
     <w:uiPriority w:val="9"/>
     <w:semiHidden/>
     <w:rsid w:val="00314EF0"/>
@@ -5132,10 +4734,10 @@
       <w:color w:val="595959" w:themeColor="text1" w:themeTint="A6"/>
     </w:rPr>
   </w:style>
-  <w:style w:type="character" w:customStyle="1" w:styleId="80">
-    <w:name w:val="כותרת 8 תו"/>
-    <w:basedOn w:val="a0"/>
-    <w:link w:val="8"/>
+  <w:style w:type="character" w:customStyle="1" w:styleId="Heading8Char">
+    <w:name w:val="Heading 8 Char"/>
+    <w:basedOn w:val="DefaultParagraphFont"/>
+    <w:link w:val="Heading8"/>
     <w:uiPriority w:val="9"/>
     <w:semiHidden/>
     <w:rsid w:val="00314EF0"/>
@@ -5146,10 +4748,10 @@
       <w:color w:val="272727" w:themeColor="text1" w:themeTint="D8"/>
     </w:rPr>
   </w:style>
-  <w:style w:type="character" w:customStyle="1" w:styleId="90">
-    <w:name w:val="כותרת 9 תו"/>
-    <w:basedOn w:val="a0"/>
-    <w:link w:val="9"/>
+  <w:style w:type="character" w:customStyle="1" w:styleId="Heading9Char">
+    <w:name w:val="Heading 9 Char"/>
+    <w:basedOn w:val="DefaultParagraphFont"/>
+    <w:link w:val="Heading9"/>
     <w:uiPriority w:val="9"/>
     <w:semiHidden/>
     <w:rsid w:val="00314EF0"/>
@@ -5158,11 +4760,11 @@
       <w:color w:val="272727" w:themeColor="text1" w:themeTint="D8"/>
     </w:rPr>
   </w:style>
-  <w:style w:type="paragraph" w:styleId="a3">
+  <w:style w:type="paragraph" w:styleId="Title">
     <w:name w:val="Title"/>
-    <w:basedOn w:val="a"/>
-    <w:next w:val="a"/>
-    <w:link w:val="a4"/>
+    <w:basedOn w:val="Normal"/>
+    <w:next w:val="Normal"/>
+    <w:link w:val="TitleChar"/>
     <w:uiPriority w:val="10"/>
     <w:qFormat/>
     <w:rsid w:val="00314EF0"/>
@@ -5178,10 +4780,10 @@
       <w:szCs w:val="56"/>
     </w:rPr>
   </w:style>
-  <w:style w:type="character" w:customStyle="1" w:styleId="a4">
-    <w:name w:val="כותרת טקסט תו"/>
-    <w:basedOn w:val="a0"/>
-    <w:link w:val="a3"/>
+  <w:style w:type="character" w:customStyle="1" w:styleId="TitleChar">
+    <w:name w:val="Title Char"/>
+    <w:basedOn w:val="DefaultParagraphFont"/>
+    <w:link w:val="Title"/>
     <w:uiPriority w:val="10"/>
     <w:rsid w:val="00314EF0"/>
     <w:rPr>
@@ -5192,11 +4794,11 @@
       <w:szCs w:val="56"/>
     </w:rPr>
   </w:style>
-  <w:style w:type="paragraph" w:styleId="a5">
+  <w:style w:type="paragraph" w:styleId="Subtitle">
     <w:name w:val="Subtitle"/>
-    <w:basedOn w:val="a"/>
-    <w:next w:val="a"/>
-    <w:link w:val="a6"/>
+    <w:basedOn w:val="Normal"/>
+    <w:next w:val="Normal"/>
+    <w:link w:val="SubtitleChar"/>
     <w:uiPriority w:val="11"/>
     <w:qFormat/>
     <w:rsid w:val="00314EF0"/>
@@ -5213,10 +4815,10 @@
       <w:szCs w:val="28"/>
     </w:rPr>
   </w:style>
-  <w:style w:type="character" w:customStyle="1" w:styleId="a6">
-    <w:name w:val="כותרת משנה תו"/>
-    <w:basedOn w:val="a0"/>
-    <w:link w:val="a5"/>
+  <w:style w:type="character" w:customStyle="1" w:styleId="SubtitleChar">
+    <w:name w:val="Subtitle Char"/>
+    <w:basedOn w:val="DefaultParagraphFont"/>
+    <w:link w:val="Subtitle"/>
     <w:uiPriority w:val="11"/>
     <w:rsid w:val="00314EF0"/>
     <w:rPr>
@@ -5227,11 +4829,11 @@
       <w:szCs w:val="28"/>
     </w:rPr>
   </w:style>
-  <w:style w:type="paragraph" w:styleId="a7">
+  <w:style w:type="paragraph" w:styleId="Quote">
     <w:name w:val="Quote"/>
-    <w:basedOn w:val="a"/>
-    <w:next w:val="a"/>
-    <w:link w:val="a8"/>
+    <w:basedOn w:val="Normal"/>
+    <w:next w:val="Normal"/>
+    <w:link w:val="QuoteChar"/>
     <w:uiPriority w:val="29"/>
     <w:qFormat/>
     <w:rsid w:val="00314EF0"/>
@@ -5245,10 +4847,10 @@
       <w:color w:val="404040" w:themeColor="text1" w:themeTint="BF"/>
     </w:rPr>
   </w:style>
-  <w:style w:type="character" w:customStyle="1" w:styleId="a8">
-    <w:name w:val="ציטוט תו"/>
-    <w:basedOn w:val="a0"/>
-    <w:link w:val="a7"/>
+  <w:style w:type="character" w:customStyle="1" w:styleId="QuoteChar">
+    <w:name w:val="Quote Char"/>
+    <w:basedOn w:val="DefaultParagraphFont"/>
+    <w:link w:val="Quote"/>
     <w:uiPriority w:val="29"/>
     <w:rsid w:val="00314EF0"/>
     <w:rPr>
@@ -5257,9 +4859,9 @@
       <w:color w:val="404040" w:themeColor="text1" w:themeTint="BF"/>
     </w:rPr>
   </w:style>
-  <w:style w:type="paragraph" w:styleId="a9">
+  <w:style w:type="paragraph" w:styleId="ListParagraph">
     <w:name w:val="List Paragraph"/>
-    <w:basedOn w:val="a"/>
+    <w:basedOn w:val="Normal"/>
     <w:uiPriority w:val="34"/>
     <w:qFormat/>
     <w:rsid w:val="00314EF0"/>
@@ -5268,9 +4870,9 @@
       <w:contextualSpacing/>
     </w:pPr>
   </w:style>
-  <w:style w:type="character" w:styleId="aa">
+  <w:style w:type="character" w:styleId="IntenseEmphasis">
     <w:name w:val="Intense Emphasis"/>
-    <w:basedOn w:val="a0"/>
+    <w:basedOn w:val="DefaultParagraphFont"/>
     <w:uiPriority w:val="21"/>
     <w:qFormat/>
     <w:rsid w:val="00314EF0"/>
@@ -5280,11 +4882,11 @@
       <w:color w:val="0F4761" w:themeColor="accent1" w:themeShade="BF"/>
     </w:rPr>
   </w:style>
-  <w:style w:type="paragraph" w:styleId="ab">
+  <w:style w:type="paragraph" w:styleId="IntenseQuote">
     <w:name w:val="Intense Quote"/>
-    <w:basedOn w:val="a"/>
-    <w:next w:val="a"/>
-    <w:link w:val="ac"/>
+    <w:basedOn w:val="Normal"/>
+    <w:next w:val="Normal"/>
+    <w:link w:val="IntenseQuoteChar"/>
     <w:uiPriority w:val="30"/>
     <w:qFormat/>
     <w:rsid w:val="00314EF0"/>
@@ -5303,10 +4905,10 @@
       <w:color w:val="0F4761" w:themeColor="accent1" w:themeShade="BF"/>
     </w:rPr>
   </w:style>
-  <w:style w:type="character" w:customStyle="1" w:styleId="ac">
-    <w:name w:val="ציטוט חזק תו"/>
-    <w:basedOn w:val="a0"/>
-    <w:link w:val="ab"/>
+  <w:style w:type="character" w:customStyle="1" w:styleId="IntenseQuoteChar">
+    <w:name w:val="Intense Quote Char"/>
+    <w:basedOn w:val="DefaultParagraphFont"/>
+    <w:link w:val="IntenseQuote"/>
     <w:uiPriority w:val="30"/>
     <w:rsid w:val="00314EF0"/>
     <w:rPr>
@@ -5315,9 +4917,9 @@
       <w:color w:val="0F4761" w:themeColor="accent1" w:themeShade="BF"/>
     </w:rPr>
   </w:style>
-  <w:style w:type="character" w:styleId="ad">
+  <w:style w:type="character" w:styleId="IntenseReference">
     <w:name w:val="Intense Reference"/>
-    <w:basedOn w:val="a0"/>
+    <w:basedOn w:val="DefaultParagraphFont"/>
     <w:uiPriority w:val="32"/>
     <w:qFormat/>
     <w:rsid w:val="00314EF0"/>
@@ -5331,7 +4933,7 @@
   </w:style>
   <w:style w:type="character" w:styleId="HTMLCode">
     <w:name w:val="HTML Code"/>
-    <w:basedOn w:val="a0"/>
+    <w:basedOn w:val="DefaultParagraphFont"/>
     <w:uiPriority w:val="99"/>
     <w:semiHidden/>
     <w:unhideWhenUsed/>
@@ -5344,7 +4946,7 @@
   </w:style>
   <w:style w:type="character" w:styleId="Hyperlink">
     <w:name w:val="Hyperlink"/>
-    <w:basedOn w:val="a0"/>
+    <w:basedOn w:val="DefaultParagraphFont"/>
     <w:uiPriority w:val="99"/>
     <w:unhideWhenUsed/>
     <w:rsid w:val="00D65837"/>
@@ -5353,9 +4955,9 @@
       <w:u w:val="single"/>
     </w:rPr>
   </w:style>
-  <w:style w:type="character" w:styleId="ae">
+  <w:style w:type="character" w:styleId="UnresolvedMention">
     <w:name w:val="Unresolved Mention"/>
-    <w:basedOn w:val="a0"/>
+    <w:basedOn w:val="DefaultParagraphFont"/>
     <w:uiPriority w:val="99"/>
     <w:semiHidden/>
     <w:unhideWhenUsed/>
@@ -5365,9 +4967,9 @@
       <w:shd w:val="clear" w:color="auto" w:fill="E1DFDD"/>
     </w:rPr>
   </w:style>
-  <w:style w:type="table" w:styleId="af">
+  <w:style w:type="table" w:styleId="TableGrid">
     <w:name w:val="Table Grid"/>
-    <w:basedOn w:val="a1"/>
+    <w:basedOn w:val="TableNormal"/>
     <w:uiPriority w:val="39"/>
     <w:rsid w:val="00B92389"/>
     <w:pPr>
@@ -5384,10 +4986,10 @@
       </w:tblBorders>
     </w:tblPr>
   </w:style>
-  <w:style w:type="paragraph" w:styleId="af0">
+  <w:style w:type="paragraph" w:styleId="Header">
     <w:name w:val="header"/>
-    <w:basedOn w:val="a"/>
-    <w:link w:val="af1"/>
+    <w:basedOn w:val="Normal"/>
+    <w:link w:val="HeaderChar"/>
     <w:uiPriority w:val="99"/>
     <w:unhideWhenUsed/>
     <w:rsid w:val="00F42066"/>
@@ -5399,17 +5001,17 @@
       <w:spacing w:after="0" w:line="240" w:lineRule="auto"/>
     </w:pPr>
   </w:style>
-  <w:style w:type="character" w:customStyle="1" w:styleId="af1">
-    <w:name w:val="כותרת עליונה תו"/>
-    <w:basedOn w:val="a0"/>
-    <w:link w:val="af0"/>
+  <w:style w:type="character" w:customStyle="1" w:styleId="HeaderChar">
+    <w:name w:val="Header Char"/>
+    <w:basedOn w:val="DefaultParagraphFont"/>
+    <w:link w:val="Header"/>
     <w:uiPriority w:val="99"/>
     <w:rsid w:val="00F42066"/>
   </w:style>
-  <w:style w:type="paragraph" w:styleId="af2">
+  <w:style w:type="paragraph" w:styleId="Footer">
     <w:name w:val="footer"/>
-    <w:basedOn w:val="a"/>
-    <w:link w:val="af3"/>
+    <w:basedOn w:val="Normal"/>
+    <w:link w:val="FooterChar"/>
     <w:uiPriority w:val="99"/>
     <w:unhideWhenUsed/>
     <w:rsid w:val="00F42066"/>
@@ -5421,10 +5023,10 @@
       <w:spacing w:after="0" w:line="240" w:lineRule="auto"/>
     </w:pPr>
   </w:style>
-  <w:style w:type="character" w:customStyle="1" w:styleId="af3">
-    <w:name w:val="כותרת תחתונה תו"/>
-    <w:basedOn w:val="a0"/>
-    <w:link w:val="af2"/>
+  <w:style w:type="character" w:customStyle="1" w:styleId="FooterChar">
+    <w:name w:val="Footer Char"/>
+    <w:basedOn w:val="DefaultParagraphFont"/>
+    <w:link w:val="Footer"/>
     <w:uiPriority w:val="99"/>
     <w:rsid w:val="00F42066"/>
   </w:style>
